--- a/15. HELM/Walkthrough.docx
+++ b/15. HELM/Walkthrough.docx
@@ -9,6 +9,9 @@
     </w:p>
     <w:p>
       <w:r>
+        <w:rPr>
+          <w:noProof/>
+        </w:rPr>
         <w:drawing>
           <wp:inline distT="0" distB="0" distL="0" distR="0" wp14:anchorId="4E58D6C1" wp14:editId="7E798231">
             <wp:extent cx="4936703" cy="2221934"/>
@@ -48,6 +51,9 @@
     </w:p>
     <w:p>
       <w:r>
+        <w:rPr>
+          <w:noProof/>
+        </w:rPr>
         <w:drawing>
           <wp:inline distT="0" distB="0" distL="0" distR="0" wp14:anchorId="1C6C6565" wp14:editId="12B94619">
             <wp:extent cx="5731510" cy="2327910"/>
@@ -92,6 +98,9 @@
     </w:p>
     <w:p>
       <w:r>
+        <w:rPr>
+          <w:noProof/>
+        </w:rPr>
         <w:drawing>
           <wp:inline distT="0" distB="0" distL="0" distR="0" wp14:anchorId="3FBFEF3A" wp14:editId="41494F99">
             <wp:extent cx="4982270" cy="771633"/>
@@ -136,6 +145,9 @@
     </w:p>
     <w:p>
       <w:r>
+        <w:rPr>
+          <w:noProof/>
+        </w:rPr>
         <w:drawing>
           <wp:inline distT="0" distB="0" distL="0" distR="0" wp14:anchorId="35BE0AA8" wp14:editId="7911E452">
             <wp:extent cx="5731510" cy="402590"/>
@@ -200,6 +212,9 @@
     </w:p>
     <w:p>
       <w:r>
+        <w:rPr>
+          <w:noProof/>
+        </w:rPr>
         <w:lastRenderedPageBreak/>
         <w:drawing>
           <wp:inline distT="0" distB="0" distL="0" distR="0" wp14:anchorId="2EB860F3" wp14:editId="611C936E">
@@ -245,6 +260,9 @@
     </w:p>
     <w:p>
       <w:r>
+        <w:rPr>
+          <w:noProof/>
+        </w:rPr>
         <w:drawing>
           <wp:inline distT="0" distB="0" distL="0" distR="0" wp14:anchorId="66F0CE57" wp14:editId="7FDAD0F1">
             <wp:extent cx="5731510" cy="4570730"/>
@@ -327,6 +345,9 @@
     </w:p>
     <w:p>
       <w:r>
+        <w:rPr>
+          <w:noProof/>
+        </w:rPr>
         <w:drawing>
           <wp:inline distT="0" distB="0" distL="0" distR="0" wp14:anchorId="387DD8F8" wp14:editId="19F76EAA">
             <wp:extent cx="5731510" cy="878840"/>
@@ -366,6 +387,9 @@
     </w:p>
     <w:p>
       <w:r>
+        <w:rPr>
+          <w:noProof/>
+        </w:rPr>
         <w:drawing>
           <wp:inline distT="0" distB="0" distL="0" distR="0" wp14:anchorId="5922D567" wp14:editId="0D4D78E7">
             <wp:extent cx="5731510" cy="1748790"/>
@@ -412,6 +436,9 @@
     </w:p>
     <w:p>
       <w:r>
+        <w:rPr>
+          <w:noProof/>
+        </w:rPr>
         <w:drawing>
           <wp:inline distT="0" distB="0" distL="0" distR="0" wp14:anchorId="4906C975" wp14:editId="2F361E59">
             <wp:extent cx="5731510" cy="1911985"/>
@@ -486,6 +513,9 @@
     </w:p>
     <w:p>
       <w:r>
+        <w:rPr>
+          <w:noProof/>
+        </w:rPr>
         <w:drawing>
           <wp:inline distT="0" distB="0" distL="0" distR="0" wp14:anchorId="0AAB264B" wp14:editId="62E8BF9F">
             <wp:extent cx="4696480" cy="1514686"/>
@@ -534,17 +564,11 @@
       </w:r>
       <w:proofErr w:type="spellEnd"/>
       <w:r>
-        <w:t xml:space="preserve"> </w:t>
-      </w:r>
-      <w:r>
-        <w:t>templates/</w:t>
+        <w:t xml:space="preserve"> templates/</w:t>
       </w:r>
       <w:proofErr w:type="spellStart"/>
       <w:r>
-        <w:t>service</w:t>
-      </w:r>
-      <w:r>
-        <w:t>.yaml</w:t>
+        <w:t>service.yaml</w:t>
       </w:r>
       <w:proofErr w:type="spellEnd"/>
       <w:r>
@@ -553,6 +577,9 @@
     </w:p>
     <w:p>
       <w:r>
+        <w:rPr>
+          <w:noProof/>
+        </w:rPr>
         <w:drawing>
           <wp:inline distT="0" distB="0" distL="0" distR="0" wp14:anchorId="2E634BCA" wp14:editId="048CD07D">
             <wp:extent cx="3451464" cy="2817926"/>
@@ -592,6 +619,9 @@
     </w:p>
     <w:p>
       <w:r>
+        <w:rPr>
+          <w:noProof/>
+        </w:rPr>
         <w:drawing>
           <wp:inline distT="0" distB="0" distL="0" distR="0" wp14:anchorId="54E504E6" wp14:editId="3F47364C">
             <wp:extent cx="3494638" cy="2114220"/>
@@ -667,6 +697,9 @@
     </w:p>
     <w:p>
       <w:r>
+        <w:rPr>
+          <w:noProof/>
+        </w:rPr>
         <w:drawing>
           <wp:inline distT="0" distB="0" distL="0" distR="0" wp14:anchorId="20F5E887" wp14:editId="7C291712">
             <wp:extent cx="5731510" cy="1024255"/>
@@ -706,6 +739,9 @@
     </w:p>
     <w:p>
       <w:r>
+        <w:rPr>
+          <w:noProof/>
+        </w:rPr>
         <w:drawing>
           <wp:inline distT="0" distB="0" distL="0" distR="0" wp14:anchorId="1EFA4F1F" wp14:editId="1B4EF644">
             <wp:extent cx="5731510" cy="2494280"/>
@@ -755,8 +791,6 @@
           <w:t>http://localhost:30156/</w:t>
         </w:r>
       </w:hyperlink>
-      <w:bookmarkStart w:id="0" w:name="_GoBack"/>
-      <w:bookmarkEnd w:id="0"/>
       <w:r>
         <w:t>:</w:t>
       </w:r>
@@ -764,6 +798,9 @@
         <w:br/>
       </w:r>
       <w:r>
+        <w:rPr>
+          <w:noProof/>
+        </w:rPr>
         <w:drawing>
           <wp:inline distT="0" distB="0" distL="0" distR="0" wp14:anchorId="30EC6393" wp14:editId="4857F034">
             <wp:extent cx="5731510" cy="1622425"/>
@@ -801,6 +838,1615 @@
         </w:drawing>
       </w:r>
     </w:p>
+    <w:p/>
+    <w:p/>
+    <w:p/>
+    <w:p/>
+    <w:p/>
+    <w:p/>
+    <w:p/>
+    <w:p/>
+    <w:p/>
+    <w:p>
+      <w:pPr>
+        <w:rPr>
+          <w:b/>
+          <w:bCs/>
+        </w:rPr>
+      </w:pPr>
+      <w:r>
+        <w:rPr>
+          <w:b/>
+          <w:bCs/>
+        </w:rPr>
+        <w:lastRenderedPageBreak/>
+        <w:t>1. Validate Syntax</w:t>
+      </w:r>
+    </w:p>
+    <w:p>
+      <w:r>
+        <w:t xml:space="preserve">Before installing, you should always </w:t>
+      </w:r>
+      <w:r>
+        <w:rPr>
+          <w:b/>
+          <w:bCs/>
+        </w:rPr>
+        <w:t>lint</w:t>
+      </w:r>
+      <w:r>
+        <w:t xml:space="preserve"> your chart:</w:t>
+      </w:r>
+    </w:p>
+    <w:p>
+      <w:r>
+        <w:t>Now let’s force an syntax error:</w:t>
+      </w:r>
+    </w:p>
+    <w:p>
+      <w:r>
+        <w:rPr>
+          <w:noProof/>
+        </w:rPr>
+        <w:drawing>
+          <wp:inline distT="0" distB="0" distL="0" distR="0" wp14:anchorId="389401A3" wp14:editId="356BF1CB">
+            <wp:extent cx="5731510" cy="378460"/>
+            <wp:effectExtent l="0" t="0" r="2540" b="2540"/>
+            <wp:docPr id="4" name="Picture 4"/>
+            <wp:cNvGraphicFramePr>
+              <a:graphicFrameLocks xmlns:a="http://schemas.openxmlformats.org/drawingml/2006/main" noChangeAspect="1"/>
+            </wp:cNvGraphicFramePr>
+            <a:graphic xmlns:a="http://schemas.openxmlformats.org/drawingml/2006/main">
+              <a:graphicData uri="http://schemas.openxmlformats.org/drawingml/2006/picture">
+                <pic:pic xmlns:pic="http://schemas.openxmlformats.org/drawingml/2006/picture">
+                  <pic:nvPicPr>
+                    <pic:cNvPr id="1" name=""/>
+                    <pic:cNvPicPr/>
+                  </pic:nvPicPr>
+                  <pic:blipFill>
+                    <a:blip r:embed="rId21"/>
+                    <a:stretch>
+                      <a:fillRect/>
+                    </a:stretch>
+                  </pic:blipFill>
+                  <pic:spPr>
+                    <a:xfrm>
+                      <a:off x="0" y="0"/>
+                      <a:ext cx="5731510" cy="378460"/>
+                    </a:xfrm>
+                    <a:prstGeom prst="rect">
+                      <a:avLst/>
+                    </a:prstGeom>
+                  </pic:spPr>
+                </pic:pic>
+              </a:graphicData>
+            </a:graphic>
+          </wp:inline>
+        </w:drawing>
+      </w:r>
+    </w:p>
+    <w:p>
+      <w:pPr>
+        <w:pStyle w:val="ListParagraph"/>
+        <w:numPr>
+          <w:ilvl w:val="0"/>
+          <w:numId w:val="1"/>
+        </w:numPr>
+      </w:pPr>
+      <w:r>
+        <w:t>helm lint .</w:t>
+      </w:r>
+    </w:p>
+    <w:p>
+      <w:r>
+        <w:rPr>
+          <w:noProof/>
+        </w:rPr>
+        <w:drawing>
+          <wp:inline distT="0" distB="0" distL="0" distR="0" wp14:anchorId="62A9EF65" wp14:editId="3B829310">
+            <wp:extent cx="5731510" cy="1525905"/>
+            <wp:effectExtent l="0" t="0" r="2540" b="0"/>
+            <wp:docPr id="5" name="Picture 5"/>
+            <wp:cNvGraphicFramePr>
+              <a:graphicFrameLocks xmlns:a="http://schemas.openxmlformats.org/drawingml/2006/main" noChangeAspect="1"/>
+            </wp:cNvGraphicFramePr>
+            <a:graphic xmlns:a="http://schemas.openxmlformats.org/drawingml/2006/main">
+              <a:graphicData uri="http://schemas.openxmlformats.org/drawingml/2006/picture">
+                <pic:pic xmlns:pic="http://schemas.openxmlformats.org/drawingml/2006/picture">
+                  <pic:nvPicPr>
+                    <pic:cNvPr id="1" name=""/>
+                    <pic:cNvPicPr/>
+                  </pic:nvPicPr>
+                  <pic:blipFill>
+                    <a:blip r:embed="rId22"/>
+                    <a:stretch>
+                      <a:fillRect/>
+                    </a:stretch>
+                  </pic:blipFill>
+                  <pic:spPr>
+                    <a:xfrm>
+                      <a:off x="0" y="0"/>
+                      <a:ext cx="5731510" cy="1525905"/>
+                    </a:xfrm>
+                    <a:prstGeom prst="rect">
+                      <a:avLst/>
+                    </a:prstGeom>
+                  </pic:spPr>
+                </pic:pic>
+              </a:graphicData>
+            </a:graphic>
+          </wp:inline>
+        </w:drawing>
+      </w:r>
+    </w:p>
+    <w:p>
+      <w:r>
+        <w:t>NOTE:</w:t>
+      </w:r>
+    </w:p>
+    <w:p>
+      <w:r>
+        <w:t xml:space="preserve">You should run lint command only where your </w:t>
+      </w:r>
+      <w:proofErr w:type="spellStart"/>
+      <w:r>
+        <w:t>Chart.yaml</w:t>
+      </w:r>
+      <w:proofErr w:type="spellEnd"/>
+      <w:r>
+        <w:t xml:space="preserve"> is present:</w:t>
+      </w:r>
+      <w:r>
+        <w:br/>
+      </w:r>
+      <w:r>
+        <w:rPr>
+          <w:noProof/>
+        </w:rPr>
+        <w:drawing>
+          <wp:inline distT="0" distB="0" distL="0" distR="0" wp14:anchorId="60B10C6F" wp14:editId="5F874272">
+            <wp:extent cx="5731510" cy="480060"/>
+            <wp:effectExtent l="0" t="0" r="2540" b="0"/>
+            <wp:docPr id="6" name="Picture 6"/>
+            <wp:cNvGraphicFramePr>
+              <a:graphicFrameLocks xmlns:a="http://schemas.openxmlformats.org/drawingml/2006/main" noChangeAspect="1"/>
+            </wp:cNvGraphicFramePr>
+            <a:graphic xmlns:a="http://schemas.openxmlformats.org/drawingml/2006/main">
+              <a:graphicData uri="http://schemas.openxmlformats.org/drawingml/2006/picture">
+                <pic:pic xmlns:pic="http://schemas.openxmlformats.org/drawingml/2006/picture">
+                  <pic:nvPicPr>
+                    <pic:cNvPr id="1" name=""/>
+                    <pic:cNvPicPr/>
+                  </pic:nvPicPr>
+                  <pic:blipFill>
+                    <a:blip r:embed="rId23"/>
+                    <a:stretch>
+                      <a:fillRect/>
+                    </a:stretch>
+                  </pic:blipFill>
+                  <pic:spPr>
+                    <a:xfrm>
+                      <a:off x="0" y="0"/>
+                      <a:ext cx="5731510" cy="480060"/>
+                    </a:xfrm>
+                    <a:prstGeom prst="rect">
+                      <a:avLst/>
+                    </a:prstGeom>
+                  </pic:spPr>
+                </pic:pic>
+              </a:graphicData>
+            </a:graphic>
+          </wp:inline>
+        </w:drawing>
+      </w:r>
+    </w:p>
+    <w:p/>
+    <w:p/>
+    <w:p/>
+    <w:p/>
+    <w:p/>
+    <w:p/>
+    <w:p/>
+    <w:p/>
+    <w:p/>
+    <w:p/>
+    <w:p/>
+    <w:p/>
+    <w:p/>
+    <w:p/>
+    <w:p/>
+    <w:p/>
+    <w:p/>
+    <w:p>
+      <w:pPr>
+        <w:rPr>
+          <w:b/>
+          <w:bCs/>
+        </w:rPr>
+      </w:pPr>
+      <w:r>
+        <w:rPr>
+          <w:b/>
+          <w:bCs/>
+        </w:rPr>
+        <w:t>2. Render Templates with Values</w:t>
+      </w:r>
+    </w:p>
+    <w:p>
+      <w:r>
+        <w:t xml:space="preserve">Now, test how your </w:t>
+      </w:r>
+      <w:proofErr w:type="spellStart"/>
+      <w:r>
+        <w:t>values.yaml</w:t>
+      </w:r>
+      <w:proofErr w:type="spellEnd"/>
+      <w:r>
+        <w:t xml:space="preserve"> is mapped to your templates:</w:t>
+      </w:r>
+    </w:p>
+    <w:p>
+      <w:r>
+        <w:t xml:space="preserve">Now if we want to use something similar to </w:t>
+      </w:r>
+      <w:proofErr w:type="spellStart"/>
+      <w:r>
+        <w:rPr>
+          <w:i/>
+        </w:rPr>
+        <w:t>kubectl</w:t>
+      </w:r>
+      <w:proofErr w:type="spellEnd"/>
+      <w:r>
+        <w:rPr>
+          <w:i/>
+        </w:rPr>
+        <w:t xml:space="preserve"> </w:t>
+      </w:r>
+      <w:proofErr w:type="spellStart"/>
+      <w:r>
+        <w:rPr>
+          <w:i/>
+        </w:rPr>
+        <w:t>kustomize</w:t>
+      </w:r>
+      <w:proofErr w:type="spellEnd"/>
+      <w:r>
+        <w:rPr>
+          <w:i/>
+        </w:rPr>
+        <w:t xml:space="preserve"> base/</w:t>
+      </w:r>
+      <w:r>
+        <w:t xml:space="preserve"> where we want to verify the values from </w:t>
+      </w:r>
+      <w:proofErr w:type="spellStart"/>
+      <w:r>
+        <w:t>values.yaml</w:t>
+      </w:r>
+      <w:proofErr w:type="spellEnd"/>
+      <w:r>
+        <w:t xml:space="preserve"> embedding in my template:</w:t>
+      </w:r>
+    </w:p>
+    <w:p>
+      <w:r>
+        <w:rPr>
+          <w:noProof/>
+        </w:rPr>
+        <w:drawing>
+          <wp:inline distT="0" distB="0" distL="0" distR="0" wp14:anchorId="628CBD75" wp14:editId="4C4D129C">
+            <wp:extent cx="5029902" cy="6773220"/>
+            <wp:effectExtent l="0" t="0" r="0" b="8890"/>
+            <wp:docPr id="7" name="Picture 7"/>
+            <wp:cNvGraphicFramePr>
+              <a:graphicFrameLocks xmlns:a="http://schemas.openxmlformats.org/drawingml/2006/main" noChangeAspect="1"/>
+            </wp:cNvGraphicFramePr>
+            <a:graphic xmlns:a="http://schemas.openxmlformats.org/drawingml/2006/main">
+              <a:graphicData uri="http://schemas.openxmlformats.org/drawingml/2006/picture">
+                <pic:pic xmlns:pic="http://schemas.openxmlformats.org/drawingml/2006/picture">
+                  <pic:nvPicPr>
+                    <pic:cNvPr id="1" name=""/>
+                    <pic:cNvPicPr/>
+                  </pic:nvPicPr>
+                  <pic:blipFill>
+                    <a:blip r:embed="rId24"/>
+                    <a:stretch>
+                      <a:fillRect/>
+                    </a:stretch>
+                  </pic:blipFill>
+                  <pic:spPr>
+                    <a:xfrm>
+                      <a:off x="0" y="0"/>
+                      <a:ext cx="5029902" cy="6773220"/>
+                    </a:xfrm>
+                    <a:prstGeom prst="rect">
+                      <a:avLst/>
+                    </a:prstGeom>
+                  </pic:spPr>
+                </pic:pic>
+              </a:graphicData>
+            </a:graphic>
+          </wp:inline>
+        </w:drawing>
+      </w:r>
+    </w:p>
+    <w:p/>
+    <w:p/>
+    <w:p/>
+    <w:p>
+      <w:pPr>
+        <w:rPr>
+          <w:b/>
+          <w:bCs/>
+        </w:rPr>
+      </w:pPr>
+      <w:r>
+        <w:rPr>
+          <w:b/>
+          <w:bCs/>
+        </w:rPr>
+        <w:t>3. Preview Installation</w:t>
+      </w:r>
+    </w:p>
+    <w:p>
+      <w:r>
+        <w:t xml:space="preserve">Finally, check how Helm would install the chart into a </w:t>
+      </w:r>
+      <w:r>
+        <w:rPr>
+          <w:b/>
+          <w:bCs/>
+        </w:rPr>
+        <w:t>release</w:t>
+      </w:r>
+      <w:r>
+        <w:t xml:space="preserve"> without actually installing it:</w:t>
+      </w:r>
+    </w:p>
+    <w:p>
+      <w:pPr>
+        <w:pStyle w:val="ListParagraph"/>
+        <w:numPr>
+          <w:ilvl w:val="0"/>
+          <w:numId w:val="1"/>
+        </w:numPr>
+      </w:pPr>
+      <w:r>
+        <w:t xml:space="preserve">helm install </w:t>
+      </w:r>
+      <w:proofErr w:type="spellStart"/>
+      <w:r>
+        <w:t>faraz</w:t>
+      </w:r>
+      <w:proofErr w:type="spellEnd"/>
+      <w:r>
+        <w:t>-first-release . --dry-run</w:t>
+      </w:r>
+    </w:p>
+    <w:p>
+      <w:r>
+        <w:rPr>
+          <w:noProof/>
+        </w:rPr>
+        <w:drawing>
+          <wp:inline distT="0" distB="0" distL="0" distR="0" wp14:anchorId="0291100F" wp14:editId="1B69EF57">
+            <wp:extent cx="5731510" cy="6294755"/>
+            <wp:effectExtent l="0" t="0" r="2540" b="0"/>
+            <wp:docPr id="8" name="Picture 8"/>
+            <wp:cNvGraphicFramePr>
+              <a:graphicFrameLocks xmlns:a="http://schemas.openxmlformats.org/drawingml/2006/main" noChangeAspect="1"/>
+            </wp:cNvGraphicFramePr>
+            <a:graphic xmlns:a="http://schemas.openxmlformats.org/drawingml/2006/main">
+              <a:graphicData uri="http://schemas.openxmlformats.org/drawingml/2006/picture">
+                <pic:pic xmlns:pic="http://schemas.openxmlformats.org/drawingml/2006/picture">
+                  <pic:nvPicPr>
+                    <pic:cNvPr id="1" name=""/>
+                    <pic:cNvPicPr/>
+                  </pic:nvPicPr>
+                  <pic:blipFill>
+                    <a:blip r:embed="rId25"/>
+                    <a:stretch>
+                      <a:fillRect/>
+                    </a:stretch>
+                  </pic:blipFill>
+                  <pic:spPr>
+                    <a:xfrm>
+                      <a:off x="0" y="0"/>
+                      <a:ext cx="5731510" cy="6294755"/>
+                    </a:xfrm>
+                    <a:prstGeom prst="rect">
+                      <a:avLst/>
+                    </a:prstGeom>
+                  </pic:spPr>
+                </pic:pic>
+              </a:graphicData>
+            </a:graphic>
+          </wp:inline>
+        </w:drawing>
+      </w:r>
+    </w:p>
+    <w:p/>
+    <w:p/>
+    <w:p/>
+    <w:p/>
+    <w:p>
+      <w:r>
+        <w:lastRenderedPageBreak/>
+        <w:t xml:space="preserve">Pre-published charts: </w:t>
+      </w:r>
+      <w:hyperlink r:id="rId26" w:history="1">
+        <w:r>
+          <w:rPr>
+            <w:rStyle w:val="Hyperlink"/>
+          </w:rPr>
+          <w:t>https://artifacthub.io/</w:t>
+        </w:r>
+      </w:hyperlink>
+    </w:p>
+    <w:p>
+      <w:r>
+        <w:t xml:space="preserve">Check for added </w:t>
+      </w:r>
+      <w:r>
+        <w:t>charts:</w:t>
+      </w:r>
+    </w:p>
+    <w:p>
+      <w:pPr>
+        <w:pStyle w:val="ListParagraph"/>
+        <w:numPr>
+          <w:ilvl w:val="0"/>
+          <w:numId w:val="1"/>
+        </w:numPr>
+      </w:pPr>
+      <w:r>
+        <w:t>helm repo list</w:t>
+      </w:r>
+    </w:p>
+    <w:p>
+      <w:r>
+        <w:rPr>
+          <w:noProof/>
+        </w:rPr>
+        <w:drawing>
+          <wp:inline distT="0" distB="0" distL="0" distR="0" wp14:anchorId="32CA4022" wp14:editId="3226689B">
+            <wp:extent cx="5731510" cy="1644015"/>
+            <wp:effectExtent l="0" t="0" r="2540" b="0"/>
+            <wp:docPr id="9" name="Picture 9"/>
+            <wp:cNvGraphicFramePr>
+              <a:graphicFrameLocks xmlns:a="http://schemas.openxmlformats.org/drawingml/2006/main" noChangeAspect="1"/>
+            </wp:cNvGraphicFramePr>
+            <a:graphic xmlns:a="http://schemas.openxmlformats.org/drawingml/2006/main">
+              <a:graphicData uri="http://schemas.openxmlformats.org/drawingml/2006/picture">
+                <pic:pic xmlns:pic="http://schemas.openxmlformats.org/drawingml/2006/picture">
+                  <pic:nvPicPr>
+                    <pic:cNvPr id="1" name=""/>
+                    <pic:cNvPicPr/>
+                  </pic:nvPicPr>
+                  <pic:blipFill>
+                    <a:blip r:embed="rId27"/>
+                    <a:stretch>
+                      <a:fillRect/>
+                    </a:stretch>
+                  </pic:blipFill>
+                  <pic:spPr>
+                    <a:xfrm>
+                      <a:off x="0" y="0"/>
+                      <a:ext cx="5731510" cy="1644015"/>
+                    </a:xfrm>
+                    <a:prstGeom prst="rect">
+                      <a:avLst/>
+                    </a:prstGeom>
+                  </pic:spPr>
+                </pic:pic>
+              </a:graphicData>
+            </a:graphic>
+          </wp:inline>
+        </w:drawing>
+      </w:r>
+    </w:p>
+    <w:p/>
+    <w:p>
+      <w:r>
+        <w:t>We can either</w:t>
+      </w:r>
+      <w:r>
+        <w:t xml:space="preserve"> add or pull</w:t>
+      </w:r>
+      <w:r>
+        <w:t xml:space="preserve"> </w:t>
+      </w:r>
+      <w:r>
+        <w:t>hel</w:t>
+      </w:r>
+      <w:r>
+        <w:t>m</w:t>
+      </w:r>
+      <w:r>
+        <w:t xml:space="preserve"> repo</w:t>
+      </w:r>
+      <w:r>
+        <w:t>:</w:t>
+      </w:r>
+    </w:p>
+    <w:p>
+      <w:pPr>
+        <w:pStyle w:val="ListParagraph"/>
+        <w:numPr>
+          <w:ilvl w:val="0"/>
+          <w:numId w:val="1"/>
+        </w:numPr>
+        <w:tabs>
+          <w:tab w:val="left" w:pos="916"/>
+          <w:tab w:val="left" w:pos="1832"/>
+          <w:tab w:val="left" w:pos="2748"/>
+          <w:tab w:val="left" w:pos="3664"/>
+          <w:tab w:val="left" w:pos="4580"/>
+          <w:tab w:val="left" w:pos="5496"/>
+          <w:tab w:val="left" w:pos="6412"/>
+          <w:tab w:val="left" w:pos="7328"/>
+          <w:tab w:val="left" w:pos="8244"/>
+          <w:tab w:val="left" w:pos="9160"/>
+          <w:tab w:val="left" w:pos="10076"/>
+          <w:tab w:val="left" w:pos="10992"/>
+          <w:tab w:val="left" w:pos="11908"/>
+          <w:tab w:val="left" w:pos="12824"/>
+          <w:tab w:val="left" w:pos="13740"/>
+          <w:tab w:val="left" w:pos="14656"/>
+        </w:tabs>
+        <w:spacing w:after="0" w:line="240" w:lineRule="auto"/>
+        <w:rPr>
+          <w:rFonts w:ascii="Consolas" w:eastAsia="Times New Roman" w:hAnsi="Consolas" w:cs="Courier New"/>
+          <w:color w:val="000000"/>
+          <w:sz w:val="21"/>
+          <w:szCs w:val="21"/>
+          <w:lang w:eastAsia="en-IN"/>
+        </w:rPr>
+      </w:pPr>
+      <w:r>
+        <w:rPr>
+          <w:rFonts w:ascii="Consolas" w:eastAsia="Times New Roman" w:hAnsi="Consolas" w:cs="Courier New"/>
+          <w:color w:val="000000"/>
+          <w:sz w:val="20"/>
+          <w:szCs w:val="20"/>
+          <w:lang w:eastAsia="en-IN"/>
+        </w:rPr>
+        <w:t xml:space="preserve">helm repo add </w:t>
+      </w:r>
+      <w:proofErr w:type="spellStart"/>
+      <w:r>
+        <w:rPr>
+          <w:rFonts w:ascii="Consolas" w:eastAsia="Times New Roman" w:hAnsi="Consolas" w:cs="Courier New"/>
+          <w:color w:val="000000"/>
+          <w:sz w:val="20"/>
+          <w:szCs w:val="20"/>
+          <w:lang w:eastAsia="en-IN"/>
+        </w:rPr>
+        <w:t>bitnami</w:t>
+      </w:r>
+      <w:proofErr w:type="spellEnd"/>
+      <w:r>
+        <w:rPr>
+          <w:rFonts w:ascii="Consolas" w:eastAsia="Times New Roman" w:hAnsi="Consolas" w:cs="Courier New"/>
+          <w:color w:val="000000"/>
+          <w:sz w:val="20"/>
+          <w:szCs w:val="20"/>
+          <w:lang w:eastAsia="en-IN"/>
+        </w:rPr>
+        <w:t xml:space="preserve"> </w:t>
+      </w:r>
+      <w:hyperlink r:id="rId28" w:history="1">
+        <w:r>
+          <w:rPr>
+            <w:rStyle w:val="Hyperlink"/>
+            <w:rFonts w:ascii="Consolas" w:eastAsia="Times New Roman" w:hAnsi="Consolas" w:cs="Courier New"/>
+            <w:sz w:val="20"/>
+            <w:szCs w:val="20"/>
+            <w:lang w:eastAsia="en-IN"/>
+          </w:rPr>
+          <w:t>https://charts.bitnami.com/bitnami</w:t>
+        </w:r>
+      </w:hyperlink>
+    </w:p>
+    <w:p>
+      <w:pPr>
+        <w:pStyle w:val="ListParagraph"/>
+        <w:numPr>
+          <w:ilvl w:val="0"/>
+          <w:numId w:val="1"/>
+        </w:numPr>
+        <w:tabs>
+          <w:tab w:val="left" w:pos="916"/>
+          <w:tab w:val="left" w:pos="1832"/>
+          <w:tab w:val="left" w:pos="2748"/>
+          <w:tab w:val="left" w:pos="3664"/>
+          <w:tab w:val="left" w:pos="4580"/>
+          <w:tab w:val="left" w:pos="5496"/>
+          <w:tab w:val="left" w:pos="6412"/>
+          <w:tab w:val="left" w:pos="7328"/>
+          <w:tab w:val="left" w:pos="8244"/>
+          <w:tab w:val="left" w:pos="9160"/>
+          <w:tab w:val="left" w:pos="10076"/>
+          <w:tab w:val="left" w:pos="10992"/>
+          <w:tab w:val="left" w:pos="11908"/>
+          <w:tab w:val="left" w:pos="12824"/>
+          <w:tab w:val="left" w:pos="13740"/>
+          <w:tab w:val="left" w:pos="14656"/>
+        </w:tabs>
+        <w:spacing w:after="0" w:line="240" w:lineRule="auto"/>
+        <w:rPr>
+          <w:rFonts w:ascii="Consolas" w:eastAsia="Times New Roman" w:hAnsi="Consolas" w:cs="Courier New"/>
+          <w:color w:val="000000"/>
+          <w:sz w:val="21"/>
+          <w:szCs w:val="21"/>
+          <w:lang w:eastAsia="en-IN"/>
+        </w:rPr>
+      </w:pPr>
+      <w:r>
+        <w:rPr>
+          <w:rFonts w:ascii="Consolas" w:eastAsia="Times New Roman" w:hAnsi="Consolas" w:cs="Courier New"/>
+          <w:color w:val="000000"/>
+          <w:sz w:val="21"/>
+          <w:szCs w:val="21"/>
+          <w:lang w:eastAsia="en-IN"/>
+        </w:rPr>
+        <w:t>helm install my-</w:t>
+      </w:r>
+      <w:proofErr w:type="spellStart"/>
+      <w:r>
+        <w:rPr>
+          <w:rFonts w:ascii="Consolas" w:eastAsia="Times New Roman" w:hAnsi="Consolas" w:cs="Courier New"/>
+          <w:color w:val="000000"/>
+          <w:sz w:val="21"/>
+          <w:szCs w:val="21"/>
+          <w:lang w:eastAsia="en-IN"/>
+        </w:rPr>
+        <w:t>wordpress</w:t>
+      </w:r>
+      <w:proofErr w:type="spellEnd"/>
+      <w:r>
+        <w:rPr>
+          <w:rFonts w:ascii="Consolas" w:eastAsia="Times New Roman" w:hAnsi="Consolas" w:cs="Courier New"/>
+          <w:color w:val="000000"/>
+          <w:sz w:val="21"/>
+          <w:szCs w:val="21"/>
+          <w:lang w:eastAsia="en-IN"/>
+        </w:rPr>
+        <w:t xml:space="preserve"> </w:t>
+      </w:r>
+      <w:proofErr w:type="spellStart"/>
+      <w:r>
+        <w:rPr>
+          <w:rFonts w:ascii="Consolas" w:eastAsia="Times New Roman" w:hAnsi="Consolas" w:cs="Courier New"/>
+          <w:color w:val="000000"/>
+          <w:sz w:val="21"/>
+          <w:szCs w:val="21"/>
+          <w:lang w:eastAsia="en-IN"/>
+        </w:rPr>
+        <w:t>bitnami</w:t>
+      </w:r>
+      <w:proofErr w:type="spellEnd"/>
+      <w:r>
+        <w:rPr>
+          <w:rFonts w:ascii="Consolas" w:eastAsia="Times New Roman" w:hAnsi="Consolas" w:cs="Courier New"/>
+          <w:color w:val="000000"/>
+          <w:sz w:val="21"/>
+          <w:szCs w:val="21"/>
+          <w:lang w:eastAsia="en-IN"/>
+        </w:rPr>
+        <w:t>/</w:t>
+      </w:r>
+      <w:proofErr w:type="spellStart"/>
+      <w:r>
+        <w:rPr>
+          <w:rFonts w:ascii="Consolas" w:eastAsia="Times New Roman" w:hAnsi="Consolas" w:cs="Courier New"/>
+          <w:color w:val="000000"/>
+          <w:sz w:val="21"/>
+          <w:szCs w:val="21"/>
+          <w:lang w:eastAsia="en-IN"/>
+        </w:rPr>
+        <w:t>wordpress</w:t>
+      </w:r>
+      <w:proofErr w:type="spellEnd"/>
+      <w:r>
+        <w:rPr>
+          <w:rFonts w:ascii="Consolas" w:eastAsia="Times New Roman" w:hAnsi="Consolas" w:cs="Courier New"/>
+          <w:color w:val="000000"/>
+          <w:sz w:val="21"/>
+          <w:szCs w:val="21"/>
+          <w:lang w:eastAsia="en-IN"/>
+        </w:rPr>
+        <w:t xml:space="preserve"> --version 26.0.0</w:t>
+      </w:r>
+    </w:p>
+    <w:p>
+      <w:pPr>
+        <w:tabs>
+          <w:tab w:val="left" w:pos="916"/>
+          <w:tab w:val="left" w:pos="1832"/>
+          <w:tab w:val="left" w:pos="2748"/>
+          <w:tab w:val="left" w:pos="3664"/>
+          <w:tab w:val="left" w:pos="4580"/>
+          <w:tab w:val="left" w:pos="5496"/>
+          <w:tab w:val="left" w:pos="6412"/>
+          <w:tab w:val="left" w:pos="7328"/>
+          <w:tab w:val="left" w:pos="8244"/>
+          <w:tab w:val="left" w:pos="9160"/>
+          <w:tab w:val="left" w:pos="10076"/>
+          <w:tab w:val="left" w:pos="10992"/>
+          <w:tab w:val="left" w:pos="11908"/>
+          <w:tab w:val="left" w:pos="12824"/>
+          <w:tab w:val="left" w:pos="13740"/>
+          <w:tab w:val="left" w:pos="14656"/>
+        </w:tabs>
+        <w:spacing w:after="0" w:line="240" w:lineRule="auto"/>
+        <w:rPr>
+          <w:rFonts w:ascii="Consolas" w:eastAsia="Times New Roman" w:hAnsi="Consolas" w:cs="Courier New"/>
+          <w:color w:val="000000"/>
+          <w:sz w:val="21"/>
+          <w:szCs w:val="21"/>
+          <w:lang w:eastAsia="en-IN"/>
+        </w:rPr>
+      </w:pPr>
+      <w:r>
+        <w:rPr>
+          <w:rFonts w:ascii="Consolas" w:eastAsia="Times New Roman" w:hAnsi="Consolas" w:cs="Courier New"/>
+          <w:color w:val="000000"/>
+          <w:sz w:val="21"/>
+          <w:szCs w:val="21"/>
+          <w:lang w:eastAsia="en-IN"/>
+        </w:rPr>
+        <w:drawing>
+          <wp:inline distT="0" distB="0" distL="0" distR="0" wp14:anchorId="5F931768" wp14:editId="039A75D6">
+            <wp:extent cx="5731510" cy="2851785"/>
+            <wp:effectExtent l="0" t="0" r="2540" b="5715"/>
+            <wp:docPr id="10" name="Picture 10"/>
+            <wp:cNvGraphicFramePr>
+              <a:graphicFrameLocks xmlns:a="http://schemas.openxmlformats.org/drawingml/2006/main" noChangeAspect="1"/>
+            </wp:cNvGraphicFramePr>
+            <a:graphic xmlns:a="http://schemas.openxmlformats.org/drawingml/2006/main">
+              <a:graphicData uri="http://schemas.openxmlformats.org/drawingml/2006/picture">
+                <pic:pic xmlns:pic="http://schemas.openxmlformats.org/drawingml/2006/picture">
+                  <pic:nvPicPr>
+                    <pic:cNvPr id="1" name=""/>
+                    <pic:cNvPicPr/>
+                  </pic:nvPicPr>
+                  <pic:blipFill>
+                    <a:blip r:embed="rId29"/>
+                    <a:stretch>
+                      <a:fillRect/>
+                    </a:stretch>
+                  </pic:blipFill>
+                  <pic:spPr>
+                    <a:xfrm>
+                      <a:off x="0" y="0"/>
+                      <a:ext cx="5731510" cy="2851785"/>
+                    </a:xfrm>
+                    <a:prstGeom prst="rect">
+                      <a:avLst/>
+                    </a:prstGeom>
+                  </pic:spPr>
+                </pic:pic>
+              </a:graphicData>
+            </a:graphic>
+          </wp:inline>
+        </w:drawing>
+      </w:r>
+    </w:p>
+    <w:p>
+      <w:pPr>
+        <w:tabs>
+          <w:tab w:val="left" w:pos="916"/>
+          <w:tab w:val="left" w:pos="1832"/>
+          <w:tab w:val="left" w:pos="2748"/>
+          <w:tab w:val="left" w:pos="3664"/>
+          <w:tab w:val="left" w:pos="4580"/>
+          <w:tab w:val="left" w:pos="5496"/>
+          <w:tab w:val="left" w:pos="6412"/>
+          <w:tab w:val="left" w:pos="7328"/>
+          <w:tab w:val="left" w:pos="8244"/>
+          <w:tab w:val="left" w:pos="9160"/>
+          <w:tab w:val="left" w:pos="10076"/>
+          <w:tab w:val="left" w:pos="10992"/>
+          <w:tab w:val="left" w:pos="11908"/>
+          <w:tab w:val="left" w:pos="12824"/>
+          <w:tab w:val="left" w:pos="13740"/>
+          <w:tab w:val="left" w:pos="14656"/>
+        </w:tabs>
+        <w:spacing w:after="0" w:line="240" w:lineRule="auto"/>
+      </w:pPr>
+      <w:r>
+        <w:t>This will directly create your resources in cluster:</w:t>
+      </w:r>
+    </w:p>
+    <w:p>
+      <w:pPr>
+        <w:tabs>
+          <w:tab w:val="left" w:pos="916"/>
+          <w:tab w:val="left" w:pos="1832"/>
+          <w:tab w:val="left" w:pos="2748"/>
+          <w:tab w:val="left" w:pos="3664"/>
+          <w:tab w:val="left" w:pos="4580"/>
+          <w:tab w:val="left" w:pos="5496"/>
+          <w:tab w:val="left" w:pos="6412"/>
+          <w:tab w:val="left" w:pos="7328"/>
+          <w:tab w:val="left" w:pos="8244"/>
+          <w:tab w:val="left" w:pos="9160"/>
+          <w:tab w:val="left" w:pos="10076"/>
+          <w:tab w:val="left" w:pos="10992"/>
+          <w:tab w:val="left" w:pos="11908"/>
+          <w:tab w:val="left" w:pos="12824"/>
+          <w:tab w:val="left" w:pos="13740"/>
+          <w:tab w:val="left" w:pos="14656"/>
+        </w:tabs>
+        <w:spacing w:after="0" w:line="240" w:lineRule="auto"/>
+        <w:rPr>
+          <w:rFonts w:ascii="Consolas" w:eastAsia="Times New Roman" w:hAnsi="Consolas" w:cs="Courier New"/>
+          <w:color w:val="000000"/>
+          <w:sz w:val="21"/>
+          <w:szCs w:val="21"/>
+          <w:lang w:eastAsia="en-IN"/>
+        </w:rPr>
+      </w:pPr>
+      <w:r>
+        <w:rPr>
+          <w:rFonts w:ascii="Consolas" w:eastAsia="Times New Roman" w:hAnsi="Consolas" w:cs="Courier New"/>
+          <w:color w:val="000000"/>
+          <w:sz w:val="21"/>
+          <w:szCs w:val="21"/>
+          <w:lang w:eastAsia="en-IN"/>
+        </w:rPr>
+        <w:drawing>
+          <wp:inline distT="0" distB="0" distL="0" distR="0" wp14:anchorId="3FFA284C" wp14:editId="1104F3C1">
+            <wp:extent cx="5731510" cy="2174875"/>
+            <wp:effectExtent l="0" t="0" r="2540" b="0"/>
+            <wp:docPr id="11" name="Picture 11"/>
+            <wp:cNvGraphicFramePr>
+              <a:graphicFrameLocks xmlns:a="http://schemas.openxmlformats.org/drawingml/2006/main" noChangeAspect="1"/>
+            </wp:cNvGraphicFramePr>
+            <a:graphic xmlns:a="http://schemas.openxmlformats.org/drawingml/2006/main">
+              <a:graphicData uri="http://schemas.openxmlformats.org/drawingml/2006/picture">
+                <pic:pic xmlns:pic="http://schemas.openxmlformats.org/drawingml/2006/picture">
+                  <pic:nvPicPr>
+                    <pic:cNvPr id="1" name=""/>
+                    <pic:cNvPicPr/>
+                  </pic:nvPicPr>
+                  <pic:blipFill>
+                    <a:blip r:embed="rId30"/>
+                    <a:stretch>
+                      <a:fillRect/>
+                    </a:stretch>
+                  </pic:blipFill>
+                  <pic:spPr>
+                    <a:xfrm>
+                      <a:off x="0" y="0"/>
+                      <a:ext cx="5731510" cy="2174875"/>
+                    </a:xfrm>
+                    <a:prstGeom prst="rect">
+                      <a:avLst/>
+                    </a:prstGeom>
+                  </pic:spPr>
+                </pic:pic>
+              </a:graphicData>
+            </a:graphic>
+          </wp:inline>
+        </w:drawing>
+      </w:r>
+    </w:p>
+    <w:p>
+      <w:pPr>
+        <w:tabs>
+          <w:tab w:val="left" w:pos="916"/>
+          <w:tab w:val="left" w:pos="1832"/>
+          <w:tab w:val="left" w:pos="2748"/>
+          <w:tab w:val="left" w:pos="3664"/>
+          <w:tab w:val="left" w:pos="4580"/>
+          <w:tab w:val="left" w:pos="5496"/>
+          <w:tab w:val="left" w:pos="6412"/>
+          <w:tab w:val="left" w:pos="7328"/>
+          <w:tab w:val="left" w:pos="8244"/>
+          <w:tab w:val="left" w:pos="9160"/>
+          <w:tab w:val="left" w:pos="10076"/>
+          <w:tab w:val="left" w:pos="10992"/>
+          <w:tab w:val="left" w:pos="11908"/>
+          <w:tab w:val="left" w:pos="12824"/>
+          <w:tab w:val="left" w:pos="13740"/>
+          <w:tab w:val="left" w:pos="14656"/>
+        </w:tabs>
+        <w:spacing w:after="0" w:line="240" w:lineRule="auto"/>
+        <w:rPr>
+          <w:rFonts w:ascii="Consolas" w:eastAsia="Times New Roman" w:hAnsi="Consolas" w:cs="Courier New"/>
+          <w:color w:val="000000"/>
+          <w:sz w:val="21"/>
+          <w:szCs w:val="21"/>
+          <w:lang w:eastAsia="en-IN"/>
+        </w:rPr>
+      </w:pPr>
+    </w:p>
+    <w:p>
+      <w:r>
+        <w:t xml:space="preserve">However, if you pull the helm chart, it will pull the </w:t>
+      </w:r>
+      <w:proofErr w:type="spellStart"/>
+      <w:r>
+        <w:t>yaml</w:t>
+      </w:r>
+      <w:proofErr w:type="spellEnd"/>
+      <w:r>
+        <w:t xml:space="preserve"> manifests for the resources.</w:t>
+      </w:r>
+    </w:p>
+    <w:p>
+      <w:pPr>
+        <w:pStyle w:val="ListParagraph"/>
+        <w:numPr>
+          <w:ilvl w:val="0"/>
+          <w:numId w:val="1"/>
+        </w:numPr>
+        <w:rPr>
+          <w:rFonts w:ascii="Consolas" w:eastAsia="Times New Roman" w:hAnsi="Consolas" w:cs="Courier New"/>
+          <w:color w:val="000000"/>
+          <w:sz w:val="21"/>
+          <w:szCs w:val="21"/>
+          <w:lang w:eastAsia="en-IN"/>
+        </w:rPr>
+      </w:pPr>
+      <w:r>
+        <w:rPr>
+          <w:rFonts w:ascii="Consolas" w:eastAsia="Times New Roman" w:hAnsi="Consolas" w:cs="Courier New"/>
+          <w:color w:val="000000"/>
+          <w:sz w:val="21"/>
+          <w:szCs w:val="21"/>
+          <w:lang w:eastAsia="en-IN"/>
+        </w:rPr>
+        <w:t>helm pull --</w:t>
+      </w:r>
+      <w:proofErr w:type="spellStart"/>
+      <w:r>
+        <w:rPr>
+          <w:rFonts w:ascii="Consolas" w:eastAsia="Times New Roman" w:hAnsi="Consolas" w:cs="Courier New"/>
+          <w:color w:val="000000"/>
+          <w:sz w:val="21"/>
+          <w:szCs w:val="21"/>
+          <w:lang w:eastAsia="en-IN"/>
+        </w:rPr>
+        <w:t>untar</w:t>
+      </w:r>
+      <w:proofErr w:type="spellEnd"/>
+      <w:r>
+        <w:rPr>
+          <w:rFonts w:ascii="Consolas" w:eastAsia="Times New Roman" w:hAnsi="Consolas" w:cs="Courier New"/>
+          <w:color w:val="000000"/>
+          <w:sz w:val="21"/>
+          <w:szCs w:val="21"/>
+          <w:lang w:eastAsia="en-IN"/>
+        </w:rPr>
+        <w:t xml:space="preserve"> </w:t>
+      </w:r>
+      <w:proofErr w:type="spellStart"/>
+      <w:r>
+        <w:rPr>
+          <w:rFonts w:ascii="Consolas" w:eastAsia="Times New Roman" w:hAnsi="Consolas" w:cs="Courier New"/>
+          <w:color w:val="000000"/>
+          <w:sz w:val="21"/>
+          <w:szCs w:val="21"/>
+          <w:lang w:eastAsia="en-IN"/>
+        </w:rPr>
+        <w:t>bitnami</w:t>
+      </w:r>
+      <w:proofErr w:type="spellEnd"/>
+      <w:r>
+        <w:rPr>
+          <w:rFonts w:ascii="Consolas" w:eastAsia="Times New Roman" w:hAnsi="Consolas" w:cs="Courier New"/>
+          <w:color w:val="000000"/>
+          <w:sz w:val="21"/>
+          <w:szCs w:val="21"/>
+          <w:lang w:eastAsia="en-IN"/>
+        </w:rPr>
+        <w:t>/</w:t>
+      </w:r>
+      <w:proofErr w:type="spellStart"/>
+      <w:r>
+        <w:rPr>
+          <w:rFonts w:ascii="Consolas" w:eastAsia="Times New Roman" w:hAnsi="Consolas" w:cs="Courier New"/>
+          <w:color w:val="000000"/>
+          <w:sz w:val="21"/>
+          <w:szCs w:val="21"/>
+          <w:lang w:eastAsia="en-IN"/>
+        </w:rPr>
+        <w:t>wordpress</w:t>
+      </w:r>
+      <w:proofErr w:type="spellEnd"/>
+      <w:r>
+        <w:rPr>
+          <w:rFonts w:ascii="Consolas" w:eastAsia="Times New Roman" w:hAnsi="Consolas" w:cs="Courier New"/>
+          <w:color w:val="000000"/>
+          <w:sz w:val="21"/>
+          <w:szCs w:val="21"/>
+          <w:lang w:eastAsia="en-IN"/>
+        </w:rPr>
+        <w:t xml:space="preserve"> --version 26.0.0</w:t>
+      </w:r>
+    </w:p>
+    <w:p>
+      <w:r>
+        <w:drawing>
+          <wp:inline distT="0" distB="0" distL="0" distR="0" wp14:anchorId="69ACC641" wp14:editId="0EA992EA">
+            <wp:extent cx="5731510" cy="4408805"/>
+            <wp:effectExtent l="0" t="0" r="2540" b="0"/>
+            <wp:docPr id="18" name="Picture 18"/>
+            <wp:cNvGraphicFramePr>
+              <a:graphicFrameLocks xmlns:a="http://schemas.openxmlformats.org/drawingml/2006/main" noChangeAspect="1"/>
+            </wp:cNvGraphicFramePr>
+            <a:graphic xmlns:a="http://schemas.openxmlformats.org/drawingml/2006/main">
+              <a:graphicData uri="http://schemas.openxmlformats.org/drawingml/2006/picture">
+                <pic:pic xmlns:pic="http://schemas.openxmlformats.org/drawingml/2006/picture">
+                  <pic:nvPicPr>
+                    <pic:cNvPr id="1" name=""/>
+                    <pic:cNvPicPr/>
+                  </pic:nvPicPr>
+                  <pic:blipFill>
+                    <a:blip r:embed="rId31"/>
+                    <a:stretch>
+                      <a:fillRect/>
+                    </a:stretch>
+                  </pic:blipFill>
+                  <pic:spPr>
+                    <a:xfrm>
+                      <a:off x="0" y="0"/>
+                      <a:ext cx="5731510" cy="4408805"/>
+                    </a:xfrm>
+                    <a:prstGeom prst="rect">
+                      <a:avLst/>
+                    </a:prstGeom>
+                  </pic:spPr>
+                </pic:pic>
+              </a:graphicData>
+            </a:graphic>
+          </wp:inline>
+        </w:drawing>
+      </w:r>
+    </w:p>
+    <w:p>
+      <w:r>
+        <w:t>On pulling the helm repo:</w:t>
+      </w:r>
+    </w:p>
+    <w:p>
+      <w:pPr>
+        <w:pStyle w:val="ListParagraph"/>
+        <w:numPr>
+          <w:ilvl w:val="0"/>
+          <w:numId w:val="1"/>
+        </w:numPr>
+      </w:pPr>
+      <w:r>
+        <w:t xml:space="preserve">helm install </w:t>
+      </w:r>
+      <w:proofErr w:type="spellStart"/>
+      <w:r>
+        <w:t>faraz</w:t>
+      </w:r>
+      <w:proofErr w:type="spellEnd"/>
+      <w:r>
+        <w:t>-first-</w:t>
+      </w:r>
+      <w:proofErr w:type="spellStart"/>
+      <w:r>
+        <w:t>wordpress</w:t>
+      </w:r>
+      <w:proofErr w:type="spellEnd"/>
+      <w:r>
+        <w:t>-release .</w:t>
+      </w:r>
+    </w:p>
+    <w:p>
+      <w:r>
+        <w:drawing>
+          <wp:inline distT="0" distB="0" distL="0" distR="0" wp14:anchorId="3BD7D037" wp14:editId="25055C74">
+            <wp:extent cx="5731510" cy="2648585"/>
+            <wp:effectExtent l="0" t="0" r="2540" b="0"/>
+            <wp:docPr id="20" name="Picture 20"/>
+            <wp:cNvGraphicFramePr>
+              <a:graphicFrameLocks xmlns:a="http://schemas.openxmlformats.org/drawingml/2006/main" noChangeAspect="1"/>
+            </wp:cNvGraphicFramePr>
+            <a:graphic xmlns:a="http://schemas.openxmlformats.org/drawingml/2006/main">
+              <a:graphicData uri="http://schemas.openxmlformats.org/drawingml/2006/picture">
+                <pic:pic xmlns:pic="http://schemas.openxmlformats.org/drawingml/2006/picture">
+                  <pic:nvPicPr>
+                    <pic:cNvPr id="1" name=""/>
+                    <pic:cNvPicPr/>
+                  </pic:nvPicPr>
+                  <pic:blipFill>
+                    <a:blip r:embed="rId32"/>
+                    <a:stretch>
+                      <a:fillRect/>
+                    </a:stretch>
+                  </pic:blipFill>
+                  <pic:spPr>
+                    <a:xfrm>
+                      <a:off x="0" y="0"/>
+                      <a:ext cx="5731510" cy="2648585"/>
+                    </a:xfrm>
+                    <a:prstGeom prst="rect">
+                      <a:avLst/>
+                    </a:prstGeom>
+                  </pic:spPr>
+                </pic:pic>
+              </a:graphicData>
+            </a:graphic>
+          </wp:inline>
+        </w:drawing>
+      </w:r>
+    </w:p>
+    <w:p/>
+    <w:p>
+      <w:r>
+        <w:lastRenderedPageBreak/>
+        <w:drawing>
+          <wp:inline distT="0" distB="0" distL="0" distR="0" wp14:anchorId="1F472C47" wp14:editId="16BB150F">
+            <wp:extent cx="5731510" cy="556895"/>
+            <wp:effectExtent l="0" t="0" r="2540" b="0"/>
+            <wp:docPr id="22" name="Picture 22"/>
+            <wp:cNvGraphicFramePr>
+              <a:graphicFrameLocks xmlns:a="http://schemas.openxmlformats.org/drawingml/2006/main" noChangeAspect="1"/>
+            </wp:cNvGraphicFramePr>
+            <a:graphic xmlns:a="http://schemas.openxmlformats.org/drawingml/2006/main">
+              <a:graphicData uri="http://schemas.openxmlformats.org/drawingml/2006/picture">
+                <pic:pic xmlns:pic="http://schemas.openxmlformats.org/drawingml/2006/picture">
+                  <pic:nvPicPr>
+                    <pic:cNvPr id="1" name=""/>
+                    <pic:cNvPicPr/>
+                  </pic:nvPicPr>
+                  <pic:blipFill>
+                    <a:blip r:embed="rId33"/>
+                    <a:stretch>
+                      <a:fillRect/>
+                    </a:stretch>
+                  </pic:blipFill>
+                  <pic:spPr>
+                    <a:xfrm>
+                      <a:off x="0" y="0"/>
+                      <a:ext cx="5731510" cy="556895"/>
+                    </a:xfrm>
+                    <a:prstGeom prst="rect">
+                      <a:avLst/>
+                    </a:prstGeom>
+                  </pic:spPr>
+                </pic:pic>
+              </a:graphicData>
+            </a:graphic>
+          </wp:inline>
+        </w:drawing>
+      </w:r>
+    </w:p>
+    <w:p>
+      <w:r>
+        <w:drawing>
+          <wp:inline distT="0" distB="0" distL="0" distR="0" wp14:anchorId="2C1001A5" wp14:editId="5A3CF5BC">
+            <wp:extent cx="5731510" cy="1630045"/>
+            <wp:effectExtent l="0" t="0" r="2540" b="8255"/>
+            <wp:docPr id="23" name="Picture 23"/>
+            <wp:cNvGraphicFramePr>
+              <a:graphicFrameLocks xmlns:a="http://schemas.openxmlformats.org/drawingml/2006/main" noChangeAspect="1"/>
+            </wp:cNvGraphicFramePr>
+            <a:graphic xmlns:a="http://schemas.openxmlformats.org/drawingml/2006/main">
+              <a:graphicData uri="http://schemas.openxmlformats.org/drawingml/2006/picture">
+                <pic:pic xmlns:pic="http://schemas.openxmlformats.org/drawingml/2006/picture">
+                  <pic:nvPicPr>
+                    <pic:cNvPr id="1" name=""/>
+                    <pic:cNvPicPr/>
+                  </pic:nvPicPr>
+                  <pic:blipFill>
+                    <a:blip r:embed="rId34"/>
+                    <a:stretch>
+                      <a:fillRect/>
+                    </a:stretch>
+                  </pic:blipFill>
+                  <pic:spPr>
+                    <a:xfrm>
+                      <a:off x="0" y="0"/>
+                      <a:ext cx="5731510" cy="1630045"/>
+                    </a:xfrm>
+                    <a:prstGeom prst="rect">
+                      <a:avLst/>
+                    </a:prstGeom>
+                  </pic:spPr>
+                </pic:pic>
+              </a:graphicData>
+            </a:graphic>
+          </wp:inline>
+        </w:drawing>
+      </w:r>
+    </w:p>
+    <w:p/>
+    <w:p>
+      <w:r>
+        <w:t xml:space="preserve">Now we will edit the </w:t>
+      </w:r>
+      <w:proofErr w:type="spellStart"/>
+      <w:r>
+        <w:t>replicaCount</w:t>
+      </w:r>
+      <w:proofErr w:type="spellEnd"/>
+      <w:r>
+        <w:t xml:space="preserve"> and add more replicas from custom-values file:</w:t>
+      </w:r>
+    </w:p>
+    <w:p>
+      <w:r>
+        <w:drawing>
+          <wp:inline distT="0" distB="0" distL="0" distR="0" wp14:anchorId="483459E8" wp14:editId="1316086E">
+            <wp:extent cx="3752603" cy="3752603"/>
+            <wp:effectExtent l="0" t="0" r="635" b="635"/>
+            <wp:docPr id="24" name="Picture 24"/>
+            <wp:cNvGraphicFramePr>
+              <a:graphicFrameLocks xmlns:a="http://schemas.openxmlformats.org/drawingml/2006/main" noChangeAspect="1"/>
+            </wp:cNvGraphicFramePr>
+            <a:graphic xmlns:a="http://schemas.openxmlformats.org/drawingml/2006/main">
+              <a:graphicData uri="http://schemas.openxmlformats.org/drawingml/2006/picture">
+                <pic:pic xmlns:pic="http://schemas.openxmlformats.org/drawingml/2006/picture">
+                  <pic:nvPicPr>
+                    <pic:cNvPr id="1" name=""/>
+                    <pic:cNvPicPr/>
+                  </pic:nvPicPr>
+                  <pic:blipFill>
+                    <a:blip r:embed="rId35"/>
+                    <a:stretch>
+                      <a:fillRect/>
+                    </a:stretch>
+                  </pic:blipFill>
+                  <pic:spPr>
+                    <a:xfrm>
+                      <a:off x="0" y="0"/>
+                      <a:ext cx="3765705" cy="3765705"/>
+                    </a:xfrm>
+                    <a:prstGeom prst="rect">
+                      <a:avLst/>
+                    </a:prstGeom>
+                  </pic:spPr>
+                </pic:pic>
+              </a:graphicData>
+            </a:graphic>
+          </wp:inline>
+        </w:drawing>
+      </w:r>
+    </w:p>
+    <w:p>
+      <w:pPr>
+        <w:pStyle w:val="ListParagraph"/>
+        <w:numPr>
+          <w:ilvl w:val="0"/>
+          <w:numId w:val="1"/>
+        </w:numPr>
+      </w:pPr>
+      <w:r>
+        <w:t xml:space="preserve">helm upgrade </w:t>
+      </w:r>
+      <w:proofErr w:type="spellStart"/>
+      <w:r>
+        <w:t>faraz</w:t>
+      </w:r>
+      <w:proofErr w:type="spellEnd"/>
+      <w:r>
+        <w:t>-first-</w:t>
+      </w:r>
+      <w:proofErr w:type="spellStart"/>
+      <w:r>
+        <w:t>wordpress</w:t>
+      </w:r>
+      <w:proofErr w:type="spellEnd"/>
+      <w:r>
+        <w:t>-release . --values custom-</w:t>
+      </w:r>
+      <w:proofErr w:type="spellStart"/>
+      <w:r>
+        <w:t>values.yaml</w:t>
+      </w:r>
+      <w:proofErr w:type="spellEnd"/>
+    </w:p>
+    <w:p>
+      <w:r>
+        <w:drawing>
+          <wp:inline distT="0" distB="0" distL="0" distR="0" wp14:anchorId="46CE3E48" wp14:editId="2FE91128">
+            <wp:extent cx="5731510" cy="1487805"/>
+            <wp:effectExtent l="0" t="0" r="2540" b="0"/>
+            <wp:docPr id="34" name="Picture 34"/>
+            <wp:cNvGraphicFramePr>
+              <a:graphicFrameLocks xmlns:a="http://schemas.openxmlformats.org/drawingml/2006/main" noChangeAspect="1"/>
+            </wp:cNvGraphicFramePr>
+            <a:graphic xmlns:a="http://schemas.openxmlformats.org/drawingml/2006/main">
+              <a:graphicData uri="http://schemas.openxmlformats.org/drawingml/2006/picture">
+                <pic:pic xmlns:pic="http://schemas.openxmlformats.org/drawingml/2006/picture">
+                  <pic:nvPicPr>
+                    <pic:cNvPr id="1" name=""/>
+                    <pic:cNvPicPr/>
+                  </pic:nvPicPr>
+                  <pic:blipFill>
+                    <a:blip r:embed="rId36"/>
+                    <a:stretch>
+                      <a:fillRect/>
+                    </a:stretch>
+                  </pic:blipFill>
+                  <pic:spPr>
+                    <a:xfrm>
+                      <a:off x="0" y="0"/>
+                      <a:ext cx="5731510" cy="1487805"/>
+                    </a:xfrm>
+                    <a:prstGeom prst="rect">
+                      <a:avLst/>
+                    </a:prstGeom>
+                  </pic:spPr>
+                </pic:pic>
+              </a:graphicData>
+            </a:graphic>
+          </wp:inline>
+        </w:drawing>
+      </w:r>
+    </w:p>
+    <w:p>
+      <w:r>
+        <w:lastRenderedPageBreak/>
+        <w:drawing>
+          <wp:inline distT="0" distB="0" distL="0" distR="0" wp14:anchorId="085D64C9" wp14:editId="117058F8">
+            <wp:extent cx="5731510" cy="516890"/>
+            <wp:effectExtent l="0" t="0" r="2540" b="0"/>
+            <wp:docPr id="35" name="Picture 35"/>
+            <wp:cNvGraphicFramePr>
+              <a:graphicFrameLocks xmlns:a="http://schemas.openxmlformats.org/drawingml/2006/main" noChangeAspect="1"/>
+            </wp:cNvGraphicFramePr>
+            <a:graphic xmlns:a="http://schemas.openxmlformats.org/drawingml/2006/main">
+              <a:graphicData uri="http://schemas.openxmlformats.org/drawingml/2006/picture">
+                <pic:pic xmlns:pic="http://schemas.openxmlformats.org/drawingml/2006/picture">
+                  <pic:nvPicPr>
+                    <pic:cNvPr id="1" name=""/>
+                    <pic:cNvPicPr/>
+                  </pic:nvPicPr>
+                  <pic:blipFill>
+                    <a:blip r:embed="rId37"/>
+                    <a:stretch>
+                      <a:fillRect/>
+                    </a:stretch>
+                  </pic:blipFill>
+                  <pic:spPr>
+                    <a:xfrm>
+                      <a:off x="0" y="0"/>
+                      <a:ext cx="5731510" cy="516890"/>
+                    </a:xfrm>
+                    <a:prstGeom prst="rect">
+                      <a:avLst/>
+                    </a:prstGeom>
+                  </pic:spPr>
+                </pic:pic>
+              </a:graphicData>
+            </a:graphic>
+          </wp:inline>
+        </w:drawing>
+      </w:r>
+    </w:p>
+    <w:p>
+      <w:r>
+        <w:drawing>
+          <wp:inline distT="0" distB="0" distL="0" distR="0" wp14:anchorId="231AF965" wp14:editId="6411CD0F">
+            <wp:extent cx="5731510" cy="638810"/>
+            <wp:effectExtent l="0" t="0" r="2540" b="8890"/>
+            <wp:docPr id="36" name="Picture 36"/>
+            <wp:cNvGraphicFramePr>
+              <a:graphicFrameLocks xmlns:a="http://schemas.openxmlformats.org/drawingml/2006/main" noChangeAspect="1"/>
+            </wp:cNvGraphicFramePr>
+            <a:graphic xmlns:a="http://schemas.openxmlformats.org/drawingml/2006/main">
+              <a:graphicData uri="http://schemas.openxmlformats.org/drawingml/2006/picture">
+                <pic:pic xmlns:pic="http://schemas.openxmlformats.org/drawingml/2006/picture">
+                  <pic:nvPicPr>
+                    <pic:cNvPr id="1" name=""/>
+                    <pic:cNvPicPr/>
+                  </pic:nvPicPr>
+                  <pic:blipFill>
+                    <a:blip r:embed="rId38"/>
+                    <a:stretch>
+                      <a:fillRect/>
+                    </a:stretch>
+                  </pic:blipFill>
+                  <pic:spPr>
+                    <a:xfrm>
+                      <a:off x="0" y="0"/>
+                      <a:ext cx="5731510" cy="638810"/>
+                    </a:xfrm>
+                    <a:prstGeom prst="rect">
+                      <a:avLst/>
+                    </a:prstGeom>
+                  </pic:spPr>
+                </pic:pic>
+              </a:graphicData>
+            </a:graphic>
+          </wp:inline>
+        </w:drawing>
+      </w:r>
+    </w:p>
+    <w:p>
+      <w:r>
+        <w:t>You can also track your release history:</w:t>
+      </w:r>
+    </w:p>
+    <w:p>
+      <w:pPr>
+        <w:pStyle w:val="ListParagraph"/>
+        <w:numPr>
+          <w:ilvl w:val="0"/>
+          <w:numId w:val="1"/>
+        </w:numPr>
+      </w:pPr>
+      <w:r>
+        <w:t xml:space="preserve">helm history </w:t>
+      </w:r>
+      <w:proofErr w:type="spellStart"/>
+      <w:r>
+        <w:t>faraz</w:t>
+      </w:r>
+      <w:proofErr w:type="spellEnd"/>
+      <w:r>
+        <w:t>-first-</w:t>
+      </w:r>
+      <w:proofErr w:type="spellStart"/>
+      <w:r>
+        <w:t>wordpress</w:t>
+      </w:r>
+      <w:proofErr w:type="spellEnd"/>
+      <w:r>
+        <w:t>-release</w:t>
+      </w:r>
+    </w:p>
+    <w:p>
+      <w:r>
+        <w:drawing>
+          <wp:inline distT="0" distB="0" distL="0" distR="0" wp14:anchorId="369D9FD3" wp14:editId="2DD6C4EB">
+            <wp:extent cx="5731510" cy="999490"/>
+            <wp:effectExtent l="0" t="0" r="2540" b="0"/>
+            <wp:docPr id="37" name="Picture 37"/>
+            <wp:cNvGraphicFramePr>
+              <a:graphicFrameLocks xmlns:a="http://schemas.openxmlformats.org/drawingml/2006/main" noChangeAspect="1"/>
+            </wp:cNvGraphicFramePr>
+            <a:graphic xmlns:a="http://schemas.openxmlformats.org/drawingml/2006/main">
+              <a:graphicData uri="http://schemas.openxmlformats.org/drawingml/2006/picture">
+                <pic:pic xmlns:pic="http://schemas.openxmlformats.org/drawingml/2006/picture">
+                  <pic:nvPicPr>
+                    <pic:cNvPr id="1" name=""/>
+                    <pic:cNvPicPr/>
+                  </pic:nvPicPr>
+                  <pic:blipFill>
+                    <a:blip r:embed="rId39"/>
+                    <a:stretch>
+                      <a:fillRect/>
+                    </a:stretch>
+                  </pic:blipFill>
+                  <pic:spPr>
+                    <a:xfrm>
+                      <a:off x="0" y="0"/>
+                      <a:ext cx="5731510" cy="999490"/>
+                    </a:xfrm>
+                    <a:prstGeom prst="rect">
+                      <a:avLst/>
+                    </a:prstGeom>
+                  </pic:spPr>
+                </pic:pic>
+              </a:graphicData>
+            </a:graphic>
+          </wp:inline>
+        </w:drawing>
+      </w:r>
+    </w:p>
+    <w:p>
+      <w:r>
+        <w:t>We can also rollback to the particular revision by providing the revision number using helm:</w:t>
+      </w:r>
+    </w:p>
+    <w:p>
+      <w:pPr>
+        <w:pStyle w:val="ListParagraph"/>
+        <w:numPr>
+          <w:ilvl w:val="0"/>
+          <w:numId w:val="1"/>
+        </w:numPr>
+      </w:pPr>
+      <w:r>
+        <w:t>h</w:t>
+      </w:r>
+      <w:bookmarkStart w:id="0" w:name="_GoBack"/>
+      <w:bookmarkEnd w:id="0"/>
+      <w:r>
+        <w:t xml:space="preserve">elm rollback </w:t>
+      </w:r>
+      <w:proofErr w:type="spellStart"/>
+      <w:r>
+        <w:t>faraz</w:t>
+      </w:r>
+      <w:proofErr w:type="spellEnd"/>
+      <w:r>
+        <w:t>-first-</w:t>
+      </w:r>
+      <w:proofErr w:type="spellStart"/>
+      <w:r>
+        <w:t>wordpress</w:t>
+      </w:r>
+      <w:proofErr w:type="spellEnd"/>
+      <w:r>
+        <w:t>-release 1</w:t>
+      </w:r>
+    </w:p>
+    <w:p>
+      <w:r>
+        <w:drawing>
+          <wp:inline distT="0" distB="0" distL="0" distR="0" wp14:anchorId="19247D6E" wp14:editId="63B8DE4D">
+            <wp:extent cx="5731510" cy="1247140"/>
+            <wp:effectExtent l="0" t="0" r="2540" b="0"/>
+            <wp:docPr id="38" name="Picture 38"/>
+            <wp:cNvGraphicFramePr>
+              <a:graphicFrameLocks xmlns:a="http://schemas.openxmlformats.org/drawingml/2006/main" noChangeAspect="1"/>
+            </wp:cNvGraphicFramePr>
+            <a:graphic xmlns:a="http://schemas.openxmlformats.org/drawingml/2006/main">
+              <a:graphicData uri="http://schemas.openxmlformats.org/drawingml/2006/picture">
+                <pic:pic xmlns:pic="http://schemas.openxmlformats.org/drawingml/2006/picture">
+                  <pic:nvPicPr>
+                    <pic:cNvPr id="1" name=""/>
+                    <pic:cNvPicPr/>
+                  </pic:nvPicPr>
+                  <pic:blipFill>
+                    <a:blip r:embed="rId40"/>
+                    <a:stretch>
+                      <a:fillRect/>
+                    </a:stretch>
+                  </pic:blipFill>
+                  <pic:spPr>
+                    <a:xfrm>
+                      <a:off x="0" y="0"/>
+                      <a:ext cx="5731510" cy="1247140"/>
+                    </a:xfrm>
+                    <a:prstGeom prst="rect">
+                      <a:avLst/>
+                    </a:prstGeom>
+                  </pic:spPr>
+                </pic:pic>
+              </a:graphicData>
+            </a:graphic>
+          </wp:inline>
+        </w:drawing>
+      </w:r>
+    </w:p>
+    <w:p/>
+    <w:p/>
+    <w:p/>
+    <w:p>
+      <w:pPr>
+        <w:tabs>
+          <w:tab w:val="left" w:pos="916"/>
+          <w:tab w:val="left" w:pos="1832"/>
+          <w:tab w:val="left" w:pos="2748"/>
+          <w:tab w:val="left" w:pos="3664"/>
+          <w:tab w:val="left" w:pos="4580"/>
+          <w:tab w:val="left" w:pos="5496"/>
+          <w:tab w:val="left" w:pos="6412"/>
+          <w:tab w:val="left" w:pos="7328"/>
+          <w:tab w:val="left" w:pos="8244"/>
+          <w:tab w:val="left" w:pos="9160"/>
+          <w:tab w:val="left" w:pos="10076"/>
+          <w:tab w:val="left" w:pos="10992"/>
+          <w:tab w:val="left" w:pos="11908"/>
+          <w:tab w:val="left" w:pos="12824"/>
+          <w:tab w:val="left" w:pos="13740"/>
+          <w:tab w:val="left" w:pos="14656"/>
+        </w:tabs>
+        <w:spacing w:after="0" w:line="240" w:lineRule="auto"/>
+        <w:rPr>
+          <w:rFonts w:ascii="Consolas" w:eastAsia="Times New Roman" w:hAnsi="Consolas" w:cs="Courier New"/>
+          <w:color w:val="000000"/>
+          <w:sz w:val="21"/>
+          <w:szCs w:val="21"/>
+          <w:lang w:eastAsia="en-IN"/>
+        </w:rPr>
+      </w:pPr>
+    </w:p>
+    <w:p/>
     <w:p/>
     <w:sectPr>
       <w:pgSz w:w="11906" w:h="16838"/>
@@ -1415,6 +3061,56 @@
       <w:shd w:val="clear" w:color="auto" w:fill="E1DFDD"/>
     </w:rPr>
   </w:style>
+  <w:style w:type="paragraph" w:styleId="HTMLPreformatted">
+    <w:name w:val="HTML Preformatted"/>
+    <w:basedOn w:val="Normal"/>
+    <w:link w:val="HTMLPreformattedChar"/>
+    <w:uiPriority w:val="99"/>
+    <w:semiHidden/>
+    <w:unhideWhenUsed/>
+    <w:rsid w:val="00A943A3"/>
+    <w:pPr>
+      <w:tabs>
+        <w:tab w:val="left" w:pos="916"/>
+        <w:tab w:val="left" w:pos="1832"/>
+        <w:tab w:val="left" w:pos="2748"/>
+        <w:tab w:val="left" w:pos="3664"/>
+        <w:tab w:val="left" w:pos="4580"/>
+        <w:tab w:val="left" w:pos="5496"/>
+        <w:tab w:val="left" w:pos="6412"/>
+        <w:tab w:val="left" w:pos="7328"/>
+        <w:tab w:val="left" w:pos="8244"/>
+        <w:tab w:val="left" w:pos="9160"/>
+        <w:tab w:val="left" w:pos="10076"/>
+        <w:tab w:val="left" w:pos="10992"/>
+        <w:tab w:val="left" w:pos="11908"/>
+        <w:tab w:val="left" w:pos="12824"/>
+        <w:tab w:val="left" w:pos="13740"/>
+        <w:tab w:val="left" w:pos="14656"/>
+      </w:tabs>
+      <w:spacing w:after="0" w:line="240" w:lineRule="auto"/>
+    </w:pPr>
+    <w:rPr>
+      <w:rFonts w:ascii="Courier New" w:eastAsia="Times New Roman" w:hAnsi="Courier New" w:cs="Courier New"/>
+      <w:sz w:val="20"/>
+      <w:szCs w:val="20"/>
+      <w:lang w:eastAsia="en-IN"/>
+    </w:rPr>
+  </w:style>
+  <w:style w:type="character" w:customStyle="1" w:styleId="HTMLPreformattedChar">
+    <w:name w:val="HTML Preformatted Char"/>
+    <w:basedOn w:val="DefaultParagraphFont"/>
+    <w:link w:val="HTMLPreformatted"/>
+    <w:uiPriority w:val="99"/>
+    <w:semiHidden/>
+    <w:rsid w:val="00A943A3"/>
+    <w:rPr>
+      <w:rFonts w:ascii="Courier New" w:eastAsia="Times New Roman" w:hAnsi="Courier New" w:cs="Courier New"/>
+      <w:sz w:val="20"/>
+      <w:szCs w:val="20"/>
+      <w:lang w:eastAsia="en-IN"/>
+    </w:rPr>
+  </w:style>
 </w:styles>
 </file>
 
